--- a/manuscript/albopictus_dlnm_draft_v2.docx
+++ b/manuscript/albopictus_dlnm_draft_v2.docx
@@ -246,6 +246,7 @@
       </w:pPr>
       <w:r>
         <w:rPr/>
+        <w:t>PlosComBio; ActaTropica</w:t>
       </w:r>
       <w:r>
         <w:br w:type="page"/>
@@ -562,6 +563,7 @@
         <w:jc w:val="both"/>
         <w:rPr/>
       </w:pPr>
+      <w:commentRangeStart w:id="1"/>
       <w:r>
         <w:rPr>
           <w:b/>
@@ -579,6 +581,16 @@
           <w:szCs w:val="20"/>
         </w:rPr>
         <w:t>Summary of the VectAbundance surveillance dataset used for model calibration and validation.</w:t>
+      </w:r>
+      <w:commentRangeEnd w:id="1"/>
+      <w:r>
+        <w:commentReference w:id="1"/>
+      </w:r>
+      <w:r>
+        <w:rPr>
+          <w:sz w:val="20"/>
+          <w:szCs w:val="20"/>
+        </w:rPr>
       </w:r>
     </w:p>
     <w:tbl>
@@ -598,11 +610,11 @@
         <w:gridCol w:w="1310"/>
         <w:gridCol w:w="1280"/>
         <w:gridCol w:w="1279"/>
-        <w:gridCol w:w="1282"/>
+        <w:gridCol w:w="1283"/>
         <w:gridCol w:w="1632"/>
         <w:gridCol w:w="927"/>
         <w:gridCol w:w="1281"/>
-        <w:gridCol w:w="1277"/>
+        <w:gridCol w:w="1276"/>
       </w:tblGrid>
       <w:tr>
         <w:trPr>
@@ -697,7 +709,7 @@
         </w:tc>
         <w:tc>
           <w:tcPr>
-            <w:tcW w:w="1282" w:type="dxa"/>
+            <w:tcW w:w="1283" w:type="dxa"/>
             <w:tcBorders/>
             <w:vAlign w:val="bottom"/>
           </w:tcPr>
@@ -835,7 +847,7 @@
         </w:tc>
         <w:tc>
           <w:tcPr>
-            <w:tcW w:w="1277" w:type="dxa"/>
+            <w:tcW w:w="1276" w:type="dxa"/>
             <w:tcBorders/>
             <w:vAlign w:val="bottom"/>
           </w:tcPr>
@@ -953,7 +965,7 @@
         </w:tc>
         <w:tc>
           <w:tcPr>
-            <w:tcW w:w="1282" w:type="dxa"/>
+            <w:tcW w:w="1283" w:type="dxa"/>
             <w:tcBorders/>
             <w:vAlign w:val="bottom"/>
           </w:tcPr>
@@ -1065,7 +1077,7 @@
         </w:tc>
         <w:tc>
           <w:tcPr>
-            <w:tcW w:w="1277" w:type="dxa"/>
+            <w:tcW w:w="1276" w:type="dxa"/>
             <w:tcBorders/>
             <w:vAlign w:val="bottom"/>
           </w:tcPr>
@@ -1182,7 +1194,7 @@
         </w:tc>
         <w:tc>
           <w:tcPr>
-            <w:tcW w:w="1282" w:type="dxa"/>
+            <w:tcW w:w="1283" w:type="dxa"/>
             <w:tcBorders/>
             <w:vAlign w:val="bottom"/>
           </w:tcPr>
@@ -1294,7 +1306,7 @@
         </w:tc>
         <w:tc>
           <w:tcPr>
-            <w:tcW w:w="1277" w:type="dxa"/>
+            <w:tcW w:w="1276" w:type="dxa"/>
             <w:tcBorders/>
             <w:vAlign w:val="bottom"/>
           </w:tcPr>
@@ -1411,7 +1423,7 @@
         </w:tc>
         <w:tc>
           <w:tcPr>
-            <w:tcW w:w="1282" w:type="dxa"/>
+            <w:tcW w:w="1283" w:type="dxa"/>
             <w:tcBorders/>
             <w:vAlign w:val="bottom"/>
           </w:tcPr>
@@ -1523,7 +1535,7 @@
         </w:tc>
         <w:tc>
           <w:tcPr>
-            <w:tcW w:w="1277" w:type="dxa"/>
+            <w:tcW w:w="1276" w:type="dxa"/>
             <w:tcBorders/>
             <w:vAlign w:val="bottom"/>
           </w:tcPr>
@@ -1640,7 +1652,7 @@
         </w:tc>
         <w:tc>
           <w:tcPr>
-            <w:tcW w:w="1282" w:type="dxa"/>
+            <w:tcW w:w="1283" w:type="dxa"/>
             <w:tcBorders/>
             <w:vAlign w:val="bottom"/>
           </w:tcPr>
@@ -1752,7 +1764,7 @@
         </w:tc>
         <w:tc>
           <w:tcPr>
-            <w:tcW w:w="1277" w:type="dxa"/>
+            <w:tcW w:w="1276" w:type="dxa"/>
             <w:tcBorders/>
             <w:vAlign w:val="bottom"/>
           </w:tcPr>
@@ -1869,7 +1881,7 @@
         </w:tc>
         <w:tc>
           <w:tcPr>
-            <w:tcW w:w="1282" w:type="dxa"/>
+            <w:tcW w:w="1283" w:type="dxa"/>
             <w:tcBorders/>
             <w:vAlign w:val="bottom"/>
           </w:tcPr>
@@ -1981,7 +1993,7 @@
         </w:tc>
         <w:tc>
           <w:tcPr>
-            <w:tcW w:w="1277" w:type="dxa"/>
+            <w:tcW w:w="1276" w:type="dxa"/>
             <w:tcBorders/>
             <w:vAlign w:val="bottom"/>
           </w:tcPr>
@@ -2098,7 +2110,7 @@
         </w:tc>
         <w:tc>
           <w:tcPr>
-            <w:tcW w:w="1282" w:type="dxa"/>
+            <w:tcW w:w="1283" w:type="dxa"/>
             <w:tcBorders/>
             <w:vAlign w:val="bottom"/>
           </w:tcPr>
@@ -2210,7 +2222,7 @@
         </w:tc>
         <w:tc>
           <w:tcPr>
-            <w:tcW w:w="1277" w:type="dxa"/>
+            <w:tcW w:w="1276" w:type="dxa"/>
             <w:tcBorders/>
             <w:vAlign w:val="bottom"/>
           </w:tcPr>
@@ -2327,7 +2339,7 @@
         </w:tc>
         <w:tc>
           <w:tcPr>
-            <w:tcW w:w="1282" w:type="dxa"/>
+            <w:tcW w:w="1283" w:type="dxa"/>
             <w:tcBorders/>
             <w:vAlign w:val="bottom"/>
           </w:tcPr>
@@ -2439,7 +2451,7 @@
         </w:tc>
         <w:tc>
           <w:tcPr>
-            <w:tcW w:w="1277" w:type="dxa"/>
+            <w:tcW w:w="1276" w:type="dxa"/>
             <w:tcBorders/>
             <w:vAlign w:val="bottom"/>
           </w:tcPr>
@@ -2556,7 +2568,7 @@
         </w:tc>
         <w:tc>
           <w:tcPr>
-            <w:tcW w:w="1282" w:type="dxa"/>
+            <w:tcW w:w="1283" w:type="dxa"/>
             <w:tcBorders/>
             <w:vAlign w:val="bottom"/>
           </w:tcPr>
@@ -2668,7 +2680,7 @@
         </w:tc>
         <w:tc>
           <w:tcPr>
-            <w:tcW w:w="1277" w:type="dxa"/>
+            <w:tcW w:w="1276" w:type="dxa"/>
             <w:tcBorders/>
             <w:vAlign w:val="bottom"/>
           </w:tcPr>
@@ -2785,7 +2797,7 @@
         </w:tc>
         <w:tc>
           <w:tcPr>
-            <w:tcW w:w="1282" w:type="dxa"/>
+            <w:tcW w:w="1283" w:type="dxa"/>
             <w:tcBorders/>
             <w:vAlign w:val="bottom"/>
           </w:tcPr>
@@ -2897,7 +2909,7 @@
         </w:tc>
         <w:tc>
           <w:tcPr>
-            <w:tcW w:w="1277" w:type="dxa"/>
+            <w:tcW w:w="1276" w:type="dxa"/>
             <w:tcBorders/>
             <w:vAlign w:val="bottom"/>
           </w:tcPr>
@@ -3014,7 +3026,7 @@
         </w:tc>
         <w:tc>
           <w:tcPr>
-            <w:tcW w:w="1282" w:type="dxa"/>
+            <w:tcW w:w="1283" w:type="dxa"/>
             <w:tcBorders/>
             <w:vAlign w:val="bottom"/>
           </w:tcPr>
@@ -3126,7 +3138,7 @@
         </w:tc>
         <w:tc>
           <w:tcPr>
-            <w:tcW w:w="1277" w:type="dxa"/>
+            <w:tcW w:w="1276" w:type="dxa"/>
             <w:tcBorders/>
             <w:vAlign w:val="bottom"/>
           </w:tcPr>
@@ -3243,7 +3255,7 @@
         </w:tc>
         <w:tc>
           <w:tcPr>
-            <w:tcW w:w="1282" w:type="dxa"/>
+            <w:tcW w:w="1283" w:type="dxa"/>
             <w:tcBorders/>
             <w:vAlign w:val="bottom"/>
           </w:tcPr>
@@ -3355,7 +3367,7 @@
         </w:tc>
         <w:tc>
           <w:tcPr>
-            <w:tcW w:w="1277" w:type="dxa"/>
+            <w:tcW w:w="1276" w:type="dxa"/>
             <w:tcBorders/>
             <w:vAlign w:val="bottom"/>
           </w:tcPr>
@@ -3472,7 +3484,7 @@
         </w:tc>
         <w:tc>
           <w:tcPr>
-            <w:tcW w:w="1282" w:type="dxa"/>
+            <w:tcW w:w="1283" w:type="dxa"/>
             <w:tcBorders/>
             <w:vAlign w:val="bottom"/>
           </w:tcPr>
@@ -3584,7 +3596,7 @@
         </w:tc>
         <w:tc>
           <w:tcPr>
-            <w:tcW w:w="1277" w:type="dxa"/>
+            <w:tcW w:w="1276" w:type="dxa"/>
             <w:tcBorders/>
             <w:vAlign w:val="bottom"/>
           </w:tcPr>
@@ -3701,7 +3713,7 @@
         </w:tc>
         <w:tc>
           <w:tcPr>
-            <w:tcW w:w="1282" w:type="dxa"/>
+            <w:tcW w:w="1283" w:type="dxa"/>
             <w:tcBorders/>
             <w:vAlign w:val="bottom"/>
           </w:tcPr>
@@ -3813,7 +3825,7 @@
         </w:tc>
         <w:tc>
           <w:tcPr>
-            <w:tcW w:w="1277" w:type="dxa"/>
+            <w:tcW w:w="1276" w:type="dxa"/>
             <w:tcBorders/>
             <w:vAlign w:val="bottom"/>
           </w:tcPr>
@@ -3930,7 +3942,7 @@
         </w:tc>
         <w:tc>
           <w:tcPr>
-            <w:tcW w:w="1282" w:type="dxa"/>
+            <w:tcW w:w="1283" w:type="dxa"/>
             <w:tcBorders/>
             <w:vAlign w:val="bottom"/>
           </w:tcPr>
@@ -4042,7 +4054,7 @@
         </w:tc>
         <w:tc>
           <w:tcPr>
-            <w:tcW w:w="1277" w:type="dxa"/>
+            <w:tcW w:w="1276" w:type="dxa"/>
             <w:tcBorders/>
             <w:vAlign w:val="bottom"/>
           </w:tcPr>
@@ -4159,7 +4171,7 @@
         </w:tc>
         <w:tc>
           <w:tcPr>
-            <w:tcW w:w="1282" w:type="dxa"/>
+            <w:tcW w:w="1283" w:type="dxa"/>
             <w:tcBorders/>
             <w:vAlign w:val="bottom"/>
           </w:tcPr>
@@ -4271,7 +4283,7 @@
         </w:tc>
         <w:tc>
           <w:tcPr>
-            <w:tcW w:w="1277" w:type="dxa"/>
+            <w:tcW w:w="1276" w:type="dxa"/>
             <w:tcBorders/>
             <w:vAlign w:val="bottom"/>
           </w:tcPr>
@@ -4388,7 +4400,7 @@
         </w:tc>
         <w:tc>
           <w:tcPr>
-            <w:tcW w:w="1282" w:type="dxa"/>
+            <w:tcW w:w="1283" w:type="dxa"/>
             <w:tcBorders/>
             <w:vAlign w:val="bottom"/>
           </w:tcPr>
@@ -4500,7 +4512,7 @@
         </w:tc>
         <w:tc>
           <w:tcPr>
-            <w:tcW w:w="1277" w:type="dxa"/>
+            <w:tcW w:w="1276" w:type="dxa"/>
             <w:tcBorders/>
             <w:vAlign w:val="bottom"/>
           </w:tcPr>
@@ -4617,7 +4629,7 @@
         </w:tc>
         <w:tc>
           <w:tcPr>
-            <w:tcW w:w="1282" w:type="dxa"/>
+            <w:tcW w:w="1283" w:type="dxa"/>
             <w:tcBorders/>
             <w:vAlign w:val="bottom"/>
           </w:tcPr>
@@ -4729,7 +4741,7 @@
         </w:tc>
         <w:tc>
           <w:tcPr>
-            <w:tcW w:w="1277" w:type="dxa"/>
+            <w:tcW w:w="1276" w:type="dxa"/>
             <w:tcBorders/>
             <w:vAlign w:val="bottom"/>
           </w:tcPr>
@@ -4846,7 +4858,7 @@
         </w:tc>
         <w:tc>
           <w:tcPr>
-            <w:tcW w:w="1282" w:type="dxa"/>
+            <w:tcW w:w="1283" w:type="dxa"/>
             <w:tcBorders/>
             <w:vAlign w:val="bottom"/>
           </w:tcPr>
@@ -4958,7 +4970,7 @@
         </w:tc>
         <w:tc>
           <w:tcPr>
-            <w:tcW w:w="1277" w:type="dxa"/>
+            <w:tcW w:w="1276" w:type="dxa"/>
             <w:tcBorders/>
             <w:vAlign w:val="bottom"/>
           </w:tcPr>
@@ -5075,7 +5087,7 @@
         </w:tc>
         <w:tc>
           <w:tcPr>
-            <w:tcW w:w="1282" w:type="dxa"/>
+            <w:tcW w:w="1283" w:type="dxa"/>
             <w:tcBorders/>
             <w:vAlign w:val="bottom"/>
           </w:tcPr>
@@ -5187,7 +5199,7 @@
         </w:tc>
         <w:tc>
           <w:tcPr>
-            <w:tcW w:w="1277" w:type="dxa"/>
+            <w:tcW w:w="1276" w:type="dxa"/>
             <w:tcBorders/>
             <w:vAlign w:val="bottom"/>
           </w:tcPr>
@@ -5304,7 +5316,7 @@
         </w:tc>
         <w:tc>
           <w:tcPr>
-            <w:tcW w:w="1282" w:type="dxa"/>
+            <w:tcW w:w="1283" w:type="dxa"/>
             <w:tcBorders/>
             <w:vAlign w:val="bottom"/>
           </w:tcPr>
@@ -5416,7 +5428,7 @@
         </w:tc>
         <w:tc>
           <w:tcPr>
-            <w:tcW w:w="1277" w:type="dxa"/>
+            <w:tcW w:w="1276" w:type="dxa"/>
             <w:tcBorders/>
             <w:vAlign w:val="bottom"/>
           </w:tcPr>
@@ -5533,7 +5545,7 @@
         </w:tc>
         <w:tc>
           <w:tcPr>
-            <w:tcW w:w="1282" w:type="dxa"/>
+            <w:tcW w:w="1283" w:type="dxa"/>
             <w:tcBorders/>
             <w:vAlign w:val="bottom"/>
           </w:tcPr>
@@ -5645,7 +5657,7 @@
         </w:tc>
         <w:tc>
           <w:tcPr>
-            <w:tcW w:w="1277" w:type="dxa"/>
+            <w:tcW w:w="1276" w:type="dxa"/>
             <w:tcBorders/>
             <w:vAlign w:val="bottom"/>
           </w:tcPr>
@@ -5812,9 +5824,32 @@
         <w:jc w:val="both"/>
         <w:rPr/>
       </w:pPr>
+      <w:commentRangeStart w:id="2"/>
       <w:r>
         <w:rPr/>
         <w:t xml:space="preserve">Model 1 (seas): seasonality via natural spline of ISO week number (df = 4) plus year as a linear covariate; </w:t>
+      </w:r>
+      <w:r>
+        <w:rPr>
+          <w:color w:val="C9211E"/>
+        </w:rPr>
+        <w:t>quest</w:t>
+      </w:r>
+      <w:commentRangeStart w:id="3"/>
+      <w:r>
+        <w:rPr>
+          <w:color w:val="C9211E"/>
+        </w:rPr>
+        <w:t>o è seas+trend</w:t>
+      </w:r>
+      <w:commentRangeEnd w:id="3"/>
+      <w:r>
+        <w:commentReference w:id="3"/>
+      </w:r>
+      <w:r>
+        <w:rPr>
+          <w:color w:val="C9211E"/>
+        </w:rPr>
       </w:r>
     </w:p>
     <w:p>
@@ -5837,6 +5872,12 @@
         <w:rPr/>
         <w:t xml:space="preserve">Model 2 (seas.trend): long-term trend via natural spline of cumulative week number (df = 4 per year); </w:t>
       </w:r>
+      <w:r>
+        <w:rPr>
+          <w:color w:val="C9211E"/>
+        </w:rPr>
+        <w:t>questo è seas*trend</w:t>
+      </w:r>
     </w:p>
     <w:p>
       <w:pPr>
@@ -5942,6 +5983,13 @@
         <w:rPr/>
         <w:t xml:space="preserve">Model 7 (T.P.seas.trend): temperature and precipitation cross-bases plus long-term trend spline. </w:t>
       </w:r>
+      <w:commentRangeEnd w:id="2"/>
+      <w:r>
+        <w:commentReference w:id="2"/>
+      </w:r>
+      <w:r>
+        <w:rPr/>
+      </w:r>
     </w:p>
     <w:p>
       <w:pPr>
@@ -5990,6 +6038,7 @@
         <w:jc w:val="both"/>
         <w:rPr/>
       </w:pPr>
+      <w:commentRangeStart w:id="4"/>
       <w:r>
         <w:rPr>
           <w:rStyle w:val="Strong"/>
@@ -5998,6 +6047,17 @@
         </w:rPr>
         <w:t>Predictive validation on independent test sets</w:t>
       </w:r>
+      <w:commentRangeEnd w:id="4"/>
+      <w:r>
+        <w:commentReference w:id="4"/>
+      </w:r>
+      <w:r>
+        <w:rPr>
+          <w:rStyle w:val="Strong"/>
+          <w:i/>
+          <w:iCs/>
+        </w:rPr>
+      </w:r>
     </w:p>
     <w:p>
       <w:pPr>
@@ -6055,7 +6115,7 @@
         <w:rPr/>
         <w:t>To characterise the spatial distribution of oviposition seasonality, the best model was applied to a gridded ERA5-Land climate dataset covering the broader Mediterranean and central European domain over 2019–2023. For each grid cell and year, predicted egg counts were generated using the fixed-effect linear predictor plus the population-average</w:t>
       </w:r>
-      <w:commentRangeStart w:id="1"/>
+      <w:commentRangeStart w:id="5"/>
       <w:r>
         <w:rPr/>
         <w:t xml:space="preserve"> intercept. T</w:t>
@@ -6070,9 +6130,9 @@
         <w:rPr/>
         <w:t>Season onset (first week above threshold), offset (last week above threshold), and duration (offset minus onset, expressed in months by dividing by 4) were extracted per grid cell and averaged across years.</w:t>
       </w:r>
-      <w:commentRangeEnd w:id="1"/>
-      <w:r>
-        <w:commentReference w:id="1"/>
+      <w:commentRangeEnd w:id="5"/>
+      <w:r>
+        <w:commentReference w:id="5"/>
       </w:r>
       <w:r>
         <w:rPr/>
@@ -6084,23 +6144,21 @@
         <w:jc w:val="both"/>
         <w:rPr/>
       </w:pPr>
+      <w:commentRangeStart w:id="6"/>
       <w:r>
         <w:rPr>
           <w:rStyle w:val="Strong"/>
         </w:rPr>
-        <w:t xml:space="preserve">Supplementary </w:t>
+        <w:t>Supplementary ecological analyses</w:t>
+      </w:r>
+      <w:commentRangeEnd w:id="6"/>
+      <w:r>
+        <w:commentReference w:id="6"/>
       </w:r>
       <w:r>
         <w:rPr>
           <w:rStyle w:val="Strong"/>
         </w:rPr>
-        <w:t>ecological</w:t>
-      </w:r>
-      <w:r>
-        <w:rPr>
-          <w:rStyle w:val="Strong"/>
-        </w:rPr>
-        <w:t xml:space="preserve"> analyses</w:t>
       </w:r>
     </w:p>
     <w:p>
@@ -6113,7 +6171,7 @@
         <w:rPr/>
         <w:t xml:space="preserve">To move beyond model validation metrics and characterise the biological content of the DLNM results, four complementary analyses were conducted. First, a thermal trigger temperature for season onset was identified by computing, for each grid cell and year across the spatial prediction domain, the ISO week in which weekly mean temperature first exceeded 17.5°C, a threshold selected from the empirical transition zone in the DLNM two-dimensional lag-response surface where the IRR contour crossed 1.0 across all lag values. The mean threshold-crossing week per grid cell was then correlated with predicted season onset using Pearson correlation, restricted to grid cells with a detectable predicted season in at least one year. Second, to contextualise the weak pooled precipitation signal in the DLNM, the fraction of active-season weeks, defined as weeks in which model-predicted egg counts exceeded </w:t>
       </w:r>
-      <w:commentRangeStart w:id="2"/>
+      <w:commentRangeStart w:id="7"/>
       <w:r>
         <w:rPr>
           <w:shd w:fill="FFFF00" w:val="clear"/>
@@ -6125,9 +6183,9 @@
           <w:shd w:fill="FFFF00" w:val="clear"/>
         </w:rPr>
       </w:r>
-      <w:commentRangeEnd w:id="2"/>
-      <w:r>
-        <w:commentReference w:id="2"/>
+      <w:commentRangeEnd w:id="7"/>
+      <w:r>
+        <w:commentReference w:id="7"/>
       </w:r>
       <w:r>
         <w:rPr>
@@ -6137,15 +6195,7 @@
       </w:r>
       <w:r>
         <w:rPr/>
-        <w:t>trap per week with weekly cumulative precipitation above 12 mm was computed per calibration region. The 12 mm threshold corresponds to the inflection point in the overall cumulative precipitation-response curve. This analysis was restricted to the calibration dataset to characterise the climatic precipitation regime within which the DLNM effect was estimated. Third, interannual variability in predicted season length was characterised by computing onset, offset, and duration per grid cell and year across 201</w:t>
-      </w:r>
-      <w:r>
-        <w:rPr/>
-        <w:t>8</w:t>
-      </w:r>
-      <w:r>
-        <w:rPr/>
-        <w:t>–2023 prior to cross-year averaging, and summarising the distribution of season length by year. Fourth, to assess whether spatial extrapolation introduced systematic bias in predicted peak oviposition timing, the week of maximum predicted and observed egg count was extracted for each trap-year combination across the six representative spatial test traps, and the mean difference between predicted and observed peak week was computed per region. Positive values indicate earlier predicted peaks; negative values indicate later predicted peaks relative to observations.</w:t>
+        <w:t>trap per week with weekly cumulative precipitation above 12 mm was computed per calibration region. The 12 mm threshold corresponds to the inflection point in the overall cumulative precipitation-response curve. This analysis was restricted to the calibration dataset to characterise the climatic precipitation regime within which the DLNM effect was estimated. Third, interannual variability in predicted season length was characterised by computing onset, offset, and duration per grid cell and year across 2018–2023 prior to cross-year averaging, and summarising the distribution of season length by year. Fourth, to assess whether spatial extrapolation introduced systematic bias in predicted peak oviposition timing, the week of maximum predicted and observed egg count was extracted for each trap-year combination across the six representative spatial test traps, and the mean difference between predicted and observed peak week was computed per region. Positive values indicate earlier predicted peaks; negative values indicate later predicted peaks relative to observations.</w:t>
       </w:r>
     </w:p>
     <w:p>
@@ -6156,11 +6206,7 @@
       </w:pPr>
       <w:r>
         <w:rPr/>
-        <w:t>S</w:t>
-      </w:r>
-      <w:r>
-        <w:rPr/>
-        <w:t>oftware</w:t>
+        <w:t>Software</w:t>
       </w:r>
     </w:p>
     <w:p>
@@ -6214,9 +6260,17 @@
         <w:jc w:val="both"/>
         <w:rPr/>
       </w:pPr>
+      <w:commentRangeStart w:id="8"/>
       <w:r>
         <w:rPr/>
         <w:t>Cross-validation model comparison</w:t>
+      </w:r>
+      <w:commentRangeEnd w:id="8"/>
+      <w:r>
+        <w:commentReference w:id="8"/>
+      </w:r>
+      <w:r>
+        <w:rPr/>
       </w:r>
     </w:p>
     <w:p>
@@ -7217,7 +7271,7 @@
         <w:jc w:val="both"/>
         <w:rPr/>
       </w:pPr>
-      <w:commentRangeStart w:id="3"/>
+      <w:commentRangeStart w:id="9"/>
       <w:r>
         <w:rPr>
           <w:b/>
@@ -7231,9 +7285,9 @@
           <w:bCs/>
         </w:rPr>
       </w:r>
-      <w:commentRangeEnd w:id="3"/>
-      <w:r>
-        <w:commentReference w:id="3"/>
+      <w:commentRangeEnd w:id="9"/>
+      <w:r>
+        <w:commentReference w:id="9"/>
       </w:r>
       <w:r>
         <w:rPr/>
@@ -7410,9 +7464,17 @@
         <w:jc w:val="both"/>
         <w:rPr/>
       </w:pPr>
+      <w:commentRangeStart w:id="10"/>
       <w:r>
         <w:rPr/>
         <w:t>Predictive validation</w:t>
+      </w:r>
+      <w:commentRangeEnd w:id="10"/>
+      <w:r>
+        <w:commentReference w:id="10"/>
+      </w:r>
+      <w:r>
+        <w:rPr/>
       </w:r>
     </w:p>
     <w:p>
@@ -8711,12 +8773,12 @@
         </w:tblCellMar>
       </w:tblPr>
       <w:tblGrid>
-        <w:gridCol w:w="1809"/>
-        <w:gridCol w:w="1210"/>
+        <w:gridCol w:w="1808"/>
+        <w:gridCol w:w="1211"/>
         <w:gridCol w:w="1138"/>
         <w:gridCol w:w="1767"/>
-        <w:gridCol w:w="1362"/>
-        <w:gridCol w:w="909"/>
+        <w:gridCol w:w="1363"/>
+        <w:gridCol w:w="908"/>
       </w:tblGrid>
       <w:tr>
         <w:trPr>
@@ -8724,7 +8786,7 @@
         </w:trPr>
         <w:tc>
           <w:tcPr>
-            <w:tcW w:w="1809" w:type="dxa"/>
+            <w:tcW w:w="1808" w:type="dxa"/>
             <w:tcBorders/>
             <w:vAlign w:val="bottom"/>
           </w:tcPr>
@@ -8752,7 +8814,7 @@
         </w:tc>
         <w:tc>
           <w:tcPr>
-            <w:tcW w:w="1210" w:type="dxa"/>
+            <w:tcW w:w="1211" w:type="dxa"/>
             <w:tcBorders/>
             <w:vAlign w:val="bottom"/>
           </w:tcPr>
@@ -8836,7 +8898,7 @@
         </w:tc>
         <w:tc>
           <w:tcPr>
-            <w:tcW w:w="1362" w:type="dxa"/>
+            <w:tcW w:w="1363" w:type="dxa"/>
             <w:tcBorders/>
             <w:vAlign w:val="bottom"/>
           </w:tcPr>
@@ -8864,7 +8926,7 @@
         </w:tc>
         <w:tc>
           <w:tcPr>
-            <w:tcW w:w="909" w:type="dxa"/>
+            <w:tcW w:w="908" w:type="dxa"/>
             <w:tcBorders/>
             <w:vAlign w:val="bottom"/>
           </w:tcPr>
@@ -8897,7 +8959,7 @@
         </w:trPr>
         <w:tc>
           <w:tcPr>
-            <w:tcW w:w="1809" w:type="dxa"/>
+            <w:tcW w:w="1808" w:type="dxa"/>
             <w:tcBorders/>
             <w:vAlign w:val="bottom"/>
           </w:tcPr>
@@ -8920,7 +8982,7 @@
         </w:tc>
         <w:tc>
           <w:tcPr>
-            <w:tcW w:w="1210" w:type="dxa"/>
+            <w:tcW w:w="1211" w:type="dxa"/>
             <w:tcBorders/>
             <w:vAlign w:val="bottom"/>
           </w:tcPr>
@@ -8989,7 +9051,7 @@
         </w:tc>
         <w:tc>
           <w:tcPr>
-            <w:tcW w:w="1362" w:type="dxa"/>
+            <w:tcW w:w="1363" w:type="dxa"/>
             <w:tcBorders/>
             <w:vAlign w:val="bottom"/>
           </w:tcPr>
@@ -9012,7 +9074,7 @@
         </w:tc>
         <w:tc>
           <w:tcPr>
-            <w:tcW w:w="909" w:type="dxa"/>
+            <w:tcW w:w="908" w:type="dxa"/>
             <w:tcBorders/>
             <w:vAlign w:val="bottom"/>
           </w:tcPr>
@@ -9040,7 +9102,7 @@
         </w:trPr>
         <w:tc>
           <w:tcPr>
-            <w:tcW w:w="1809" w:type="dxa"/>
+            <w:tcW w:w="1808" w:type="dxa"/>
             <w:tcBorders/>
             <w:vAlign w:val="bottom"/>
           </w:tcPr>
@@ -9063,7 +9125,7 @@
         </w:tc>
         <w:tc>
           <w:tcPr>
-            <w:tcW w:w="1210" w:type="dxa"/>
+            <w:tcW w:w="1211" w:type="dxa"/>
             <w:tcBorders/>
             <w:vAlign w:val="bottom"/>
           </w:tcPr>
@@ -9132,7 +9194,7 @@
         </w:tc>
         <w:tc>
           <w:tcPr>
-            <w:tcW w:w="1362" w:type="dxa"/>
+            <w:tcW w:w="1363" w:type="dxa"/>
             <w:tcBorders/>
             <w:vAlign w:val="bottom"/>
           </w:tcPr>
@@ -9155,7 +9217,7 @@
         </w:tc>
         <w:tc>
           <w:tcPr>
-            <w:tcW w:w="909" w:type="dxa"/>
+            <w:tcW w:w="908" w:type="dxa"/>
             <w:tcBorders/>
             <w:vAlign w:val="bottom"/>
           </w:tcPr>
@@ -9183,7 +9245,7 @@
         </w:trPr>
         <w:tc>
           <w:tcPr>
-            <w:tcW w:w="1809" w:type="dxa"/>
+            <w:tcW w:w="1808" w:type="dxa"/>
             <w:tcBorders/>
             <w:vAlign w:val="bottom"/>
           </w:tcPr>
@@ -9206,7 +9268,7 @@
         </w:tc>
         <w:tc>
           <w:tcPr>
-            <w:tcW w:w="1210" w:type="dxa"/>
+            <w:tcW w:w="1211" w:type="dxa"/>
             <w:tcBorders/>
             <w:vAlign w:val="bottom"/>
           </w:tcPr>
@@ -9275,7 +9337,7 @@
         </w:tc>
         <w:tc>
           <w:tcPr>
-            <w:tcW w:w="1362" w:type="dxa"/>
+            <w:tcW w:w="1363" w:type="dxa"/>
             <w:tcBorders/>
             <w:vAlign w:val="bottom"/>
           </w:tcPr>
@@ -9298,7 +9360,7 @@
         </w:tc>
         <w:tc>
           <w:tcPr>
-            <w:tcW w:w="909" w:type="dxa"/>
+            <w:tcW w:w="908" w:type="dxa"/>
             <w:tcBorders/>
             <w:vAlign w:val="bottom"/>
           </w:tcPr>
@@ -9326,7 +9388,7 @@
         </w:trPr>
         <w:tc>
           <w:tcPr>
-            <w:tcW w:w="1809" w:type="dxa"/>
+            <w:tcW w:w="1808" w:type="dxa"/>
             <w:tcBorders/>
             <w:vAlign w:val="bottom"/>
           </w:tcPr>
@@ -9349,7 +9411,7 @@
         </w:tc>
         <w:tc>
           <w:tcPr>
-            <w:tcW w:w="1210" w:type="dxa"/>
+            <w:tcW w:w="1211" w:type="dxa"/>
             <w:tcBorders/>
             <w:vAlign w:val="bottom"/>
           </w:tcPr>
@@ -9418,7 +9480,7 @@
         </w:tc>
         <w:tc>
           <w:tcPr>
-            <w:tcW w:w="1362" w:type="dxa"/>
+            <w:tcW w:w="1363" w:type="dxa"/>
             <w:tcBorders/>
             <w:vAlign w:val="bottom"/>
           </w:tcPr>
@@ -9441,7 +9503,7 @@
         </w:tc>
         <w:tc>
           <w:tcPr>
-            <w:tcW w:w="909" w:type="dxa"/>
+            <w:tcW w:w="908" w:type="dxa"/>
             <w:tcBorders/>
             <w:vAlign w:val="bottom"/>
           </w:tcPr>
@@ -9469,7 +9531,7 @@
         </w:trPr>
         <w:tc>
           <w:tcPr>
-            <w:tcW w:w="1809" w:type="dxa"/>
+            <w:tcW w:w="1808" w:type="dxa"/>
             <w:tcBorders/>
             <w:vAlign w:val="bottom"/>
           </w:tcPr>
@@ -9492,7 +9554,7 @@
         </w:tc>
         <w:tc>
           <w:tcPr>
-            <w:tcW w:w="1210" w:type="dxa"/>
+            <w:tcW w:w="1211" w:type="dxa"/>
             <w:tcBorders/>
             <w:vAlign w:val="bottom"/>
           </w:tcPr>
@@ -9561,7 +9623,7 @@
         </w:tc>
         <w:tc>
           <w:tcPr>
-            <w:tcW w:w="1362" w:type="dxa"/>
+            <w:tcW w:w="1363" w:type="dxa"/>
             <w:tcBorders/>
             <w:vAlign w:val="bottom"/>
           </w:tcPr>
@@ -9584,7 +9646,7 @@
         </w:tc>
         <w:tc>
           <w:tcPr>
-            <w:tcW w:w="909" w:type="dxa"/>
+            <w:tcW w:w="908" w:type="dxa"/>
             <w:tcBorders/>
             <w:vAlign w:val="bottom"/>
           </w:tcPr>
@@ -9612,7 +9674,7 @@
         </w:trPr>
         <w:tc>
           <w:tcPr>
-            <w:tcW w:w="1809" w:type="dxa"/>
+            <w:tcW w:w="1808" w:type="dxa"/>
             <w:tcBorders/>
             <w:vAlign w:val="bottom"/>
           </w:tcPr>
@@ -9635,7 +9697,7 @@
         </w:tc>
         <w:tc>
           <w:tcPr>
-            <w:tcW w:w="1210" w:type="dxa"/>
+            <w:tcW w:w="1211" w:type="dxa"/>
             <w:tcBorders/>
             <w:vAlign w:val="bottom"/>
           </w:tcPr>
@@ -9704,7 +9766,7 @@
         </w:tc>
         <w:tc>
           <w:tcPr>
-            <w:tcW w:w="1362" w:type="dxa"/>
+            <w:tcW w:w="1363" w:type="dxa"/>
             <w:tcBorders/>
             <w:vAlign w:val="bottom"/>
           </w:tcPr>
@@ -9727,7 +9789,7 @@
         </w:tc>
         <w:tc>
           <w:tcPr>
-            <w:tcW w:w="909" w:type="dxa"/>
+            <w:tcW w:w="908" w:type="dxa"/>
             <w:tcBorders/>
             <w:vAlign w:val="bottom"/>
           </w:tcPr>
@@ -9755,7 +9817,7 @@
         </w:trPr>
         <w:tc>
           <w:tcPr>
-            <w:tcW w:w="1809" w:type="dxa"/>
+            <w:tcW w:w="1808" w:type="dxa"/>
             <w:tcBorders/>
             <w:vAlign w:val="bottom"/>
           </w:tcPr>
@@ -9778,7 +9840,7 @@
         </w:tc>
         <w:tc>
           <w:tcPr>
-            <w:tcW w:w="1210" w:type="dxa"/>
+            <w:tcW w:w="1211" w:type="dxa"/>
             <w:tcBorders/>
             <w:vAlign w:val="bottom"/>
           </w:tcPr>
@@ -9847,7 +9909,7 @@
         </w:tc>
         <w:tc>
           <w:tcPr>
-            <w:tcW w:w="1362" w:type="dxa"/>
+            <w:tcW w:w="1363" w:type="dxa"/>
             <w:tcBorders/>
             <w:vAlign w:val="bottom"/>
           </w:tcPr>
@@ -9870,7 +9932,7 @@
         </w:tc>
         <w:tc>
           <w:tcPr>
-            <w:tcW w:w="909" w:type="dxa"/>
+            <w:tcW w:w="908" w:type="dxa"/>
             <w:tcBorders/>
             <w:vAlign w:val="bottom"/>
           </w:tcPr>
@@ -9898,7 +9960,7 @@
         </w:trPr>
         <w:tc>
           <w:tcPr>
-            <w:tcW w:w="1809" w:type="dxa"/>
+            <w:tcW w:w="1808" w:type="dxa"/>
             <w:tcBorders/>
             <w:vAlign w:val="bottom"/>
           </w:tcPr>
@@ -9921,7 +9983,7 @@
         </w:tc>
         <w:tc>
           <w:tcPr>
-            <w:tcW w:w="1210" w:type="dxa"/>
+            <w:tcW w:w="1211" w:type="dxa"/>
             <w:tcBorders/>
             <w:vAlign w:val="bottom"/>
           </w:tcPr>
@@ -9990,7 +10052,7 @@
         </w:tc>
         <w:tc>
           <w:tcPr>
-            <w:tcW w:w="1362" w:type="dxa"/>
+            <w:tcW w:w="1363" w:type="dxa"/>
             <w:tcBorders/>
             <w:vAlign w:val="bottom"/>
           </w:tcPr>
@@ -10013,7 +10075,7 @@
         </w:tc>
         <w:tc>
           <w:tcPr>
-            <w:tcW w:w="909" w:type="dxa"/>
+            <w:tcW w:w="908" w:type="dxa"/>
             <w:tcBorders/>
             <w:vAlign w:val="bottom"/>
           </w:tcPr>
@@ -10041,7 +10103,7 @@
         </w:trPr>
         <w:tc>
           <w:tcPr>
-            <w:tcW w:w="1809" w:type="dxa"/>
+            <w:tcW w:w="1808" w:type="dxa"/>
             <w:tcBorders/>
             <w:vAlign w:val="bottom"/>
           </w:tcPr>
@@ -10064,7 +10126,7 @@
         </w:tc>
         <w:tc>
           <w:tcPr>
-            <w:tcW w:w="1210" w:type="dxa"/>
+            <w:tcW w:w="1211" w:type="dxa"/>
             <w:tcBorders/>
             <w:vAlign w:val="bottom"/>
           </w:tcPr>
@@ -10133,7 +10195,7 @@
         </w:tc>
         <w:tc>
           <w:tcPr>
-            <w:tcW w:w="1362" w:type="dxa"/>
+            <w:tcW w:w="1363" w:type="dxa"/>
             <w:tcBorders/>
             <w:vAlign w:val="bottom"/>
           </w:tcPr>
@@ -10156,7 +10218,7 @@
         </w:tc>
         <w:tc>
           <w:tcPr>
-            <w:tcW w:w="909" w:type="dxa"/>
+            <w:tcW w:w="908" w:type="dxa"/>
             <w:tcBorders/>
             <w:vAlign w:val="bottom"/>
           </w:tcPr>
@@ -10184,7 +10246,7 @@
         </w:trPr>
         <w:tc>
           <w:tcPr>
-            <w:tcW w:w="1809" w:type="dxa"/>
+            <w:tcW w:w="1808" w:type="dxa"/>
             <w:tcBorders/>
             <w:vAlign w:val="bottom"/>
           </w:tcPr>
@@ -10207,7 +10269,7 @@
         </w:tc>
         <w:tc>
           <w:tcPr>
-            <w:tcW w:w="1210" w:type="dxa"/>
+            <w:tcW w:w="1211" w:type="dxa"/>
             <w:tcBorders/>
             <w:vAlign w:val="bottom"/>
           </w:tcPr>
@@ -10276,7 +10338,7 @@
         </w:tc>
         <w:tc>
           <w:tcPr>
-            <w:tcW w:w="1362" w:type="dxa"/>
+            <w:tcW w:w="1363" w:type="dxa"/>
             <w:tcBorders/>
             <w:vAlign w:val="bottom"/>
           </w:tcPr>
@@ -10299,7 +10361,7 @@
         </w:tc>
         <w:tc>
           <w:tcPr>
-            <w:tcW w:w="909" w:type="dxa"/>
+            <w:tcW w:w="908" w:type="dxa"/>
             <w:tcBorders/>
             <w:vAlign w:val="bottom"/>
           </w:tcPr>
@@ -10327,7 +10389,7 @@
         </w:trPr>
         <w:tc>
           <w:tcPr>
-            <w:tcW w:w="1809" w:type="dxa"/>
+            <w:tcW w:w="1808" w:type="dxa"/>
             <w:tcBorders/>
             <w:vAlign w:val="bottom"/>
           </w:tcPr>
@@ -10350,7 +10412,7 @@
         </w:tc>
         <w:tc>
           <w:tcPr>
-            <w:tcW w:w="1210" w:type="dxa"/>
+            <w:tcW w:w="1211" w:type="dxa"/>
             <w:tcBorders/>
             <w:vAlign w:val="bottom"/>
           </w:tcPr>
@@ -10419,7 +10481,7 @@
         </w:tc>
         <w:tc>
           <w:tcPr>
-            <w:tcW w:w="1362" w:type="dxa"/>
+            <w:tcW w:w="1363" w:type="dxa"/>
             <w:tcBorders/>
             <w:vAlign w:val="bottom"/>
           </w:tcPr>
@@ -10442,7 +10504,7 @@
         </w:tc>
         <w:tc>
           <w:tcPr>
-            <w:tcW w:w="909" w:type="dxa"/>
+            <w:tcW w:w="908" w:type="dxa"/>
             <w:tcBorders/>
             <w:vAlign w:val="bottom"/>
           </w:tcPr>
@@ -10470,7 +10532,7 @@
         </w:trPr>
         <w:tc>
           <w:tcPr>
-            <w:tcW w:w="1809" w:type="dxa"/>
+            <w:tcW w:w="1808" w:type="dxa"/>
             <w:tcBorders/>
             <w:vAlign w:val="bottom"/>
           </w:tcPr>
@@ -10493,7 +10555,7 @@
         </w:tc>
         <w:tc>
           <w:tcPr>
-            <w:tcW w:w="1210" w:type="dxa"/>
+            <w:tcW w:w="1211" w:type="dxa"/>
             <w:tcBorders/>
             <w:vAlign w:val="bottom"/>
           </w:tcPr>
@@ -10562,7 +10624,7 @@
         </w:tc>
         <w:tc>
           <w:tcPr>
-            <w:tcW w:w="1362" w:type="dxa"/>
+            <w:tcW w:w="1363" w:type="dxa"/>
             <w:tcBorders/>
             <w:vAlign w:val="bottom"/>
           </w:tcPr>
@@ -10585,7 +10647,7 @@
         </w:tc>
         <w:tc>
           <w:tcPr>
-            <w:tcW w:w="909" w:type="dxa"/>
+            <w:tcW w:w="908" w:type="dxa"/>
             <w:tcBorders/>
             <w:vAlign w:val="bottom"/>
           </w:tcPr>
@@ -10824,25 +10886,9 @@
       </w:pPr>
       <w:r>
         <w:rPr/>
-        <w:t xml:space="preserve">The thermal threshold analysis revealed that the week of 17.5°C temperature crossing explained 86% of the spatial variance in predicted season onset across the study domain (Pearson r = 0.93, 95% CI 0.928–0.932, p &lt; </w:t>
-      </w:r>
-      <w:r>
-        <w:rPr/>
-        <w:t>0.001; Fig. 5A</w:t>
-      </w:r>
-      <w:r>
-        <w:rPr/>
-        <w:t xml:space="preserve">). The fraction of active-season weeks exceeding the 12 mm weekly precipitation threshold varied substantially across calibration regions, revealing a climatic gradient that provides a mechanistic explanation for the weak pooled precipitation effect in the DLNM </w:t>
-      </w:r>
-      <w:r>
-        <w:rPr/>
-        <w:t>(Fig. 5B)</w:t>
-      </w:r>
-      <w:r>
-        <w:rPr/>
-        <w:t>. Northern Alpine regions (Veneto, Autonomous Province of Trento, Autonomous Province of Bolzano, Ostschweiz, Ticino) had 65–83% of active-season weeks above threshold, reflecting wet-summer climates where precipitation is rarely limiting, while Mediterranean regions (Tuscany 39%, Lazio 33%, Puglia 15%) showed substantially lower fractions, consistent with episodic summer-dry precipitation regimes where rainfall events are ecologically meaningful but infrequent. Taken together, these results suggest that precipitation effects on oviposition are climatically context-dependent and likely underestimated by pooled analyses spanning both wet and dry summer regions. I</w:t>
-      </w:r>
-      <w:commentRangeStart w:id="4"/>
+        <w:t>The thermal threshold analysis revealed that the week of 17.5°C temperature crossing explained 86% of the spatial variance in predicted season onset across the study domain (Pearson r = 0.93, 95% CI 0.928–0.932, p &lt; 0.001; Fig. 5A). The fraction of active-season weeks exceeding the 12 mm weekly precipitation threshold varied substantially across calibration regions, revealing a climatic gradient that provides a mechanistic explanation for the weak pooled precipitation effect in the DLNM (Fig. 5B). Northern Alpine regions (Veneto, Autonomous Province of Trento, Autonomous Province of Bolzano, Ostschweiz, Ticino) had 65–83% of active-season weeks above threshold, reflecting wet-summer climates where precipitation is rarely limiting, while Mediterranean regions (Tuscany 39%, Lazio 33%, Puglia 15%) showed substantially lower fractions, consistent with episodic summer-dry precipitation regimes where rainfall events are ecologically meaningful but infrequent. Taken together, these results suggest that precipitation effects on oviposition are climatically context-dependent and likely underestimated by pooled analyses spanning both wet and dry summer regions. I</w:t>
+      </w:r>
+      <w:commentRangeStart w:id="11"/>
       <w:r>
         <w:rPr/>
         <w:t>nterannual variability in predicted season length was relatively limited across 2019–2023</w:t>
@@ -10850,22 +10896,22 @@
       <w:r>
         <w:rPr/>
       </w:r>
-      <w:commentRangeEnd w:id="4"/>
-      <w:r>
-        <w:commentReference w:id="4"/>
+      <w:commentRangeEnd w:id="11"/>
+      <w:r>
+        <w:commentReference w:id="11"/>
       </w:r>
       <w:r>
         <w:rPr/>
         <w:t xml:space="preserve">, with median season lengths of approximately 6–6.5 months in most years, with the exception of 2021 which showed a compressed median and greater spatial variance, consistent with the anomalously cool and wet summer conditions recorded across central Europe that year. Northern and high-altitude marginal grid cells exhibited the highest interannual variability, reflecting their position at the thermal limits of species activity where small climatic fluctuations produce disproportionate changes in season duration. </w:t>
       </w:r>
-      <w:commentRangeStart w:id="5"/>
+      <w:commentRangeStart w:id="12"/>
       <w:r>
         <w:rPr/>
         <w:t>Finally, no systematic directional bias in predicted peak oviposition timing was detected across the six representative spatial test regions (mean bias = −1.8 weeks, range −7.0 to +1.0 weeks), with Sicily and the Albanian regions showing delayed predicted peaks of 4–7 weeks relative to observations, and Cote d'Azur and Lushnje showing marginal positive bias of approximately 1 week.</w:t>
       </w:r>
-      <w:commentRangeEnd w:id="5"/>
-      <w:r>
-        <w:commentReference w:id="5"/>
+      <w:commentRangeEnd w:id="12"/>
+      <w:r>
+        <w:commentReference w:id="12"/>
       </w:r>
       <w:r>
         <w:rPr/>
@@ -11097,11 +11143,7 @@
       </w:r>
       <w:r>
         <w:rPr/>
-        <w:t>, t</w:t>
-      </w:r>
-      <w:r>
-        <w:rPr/>
-        <w:t>he absence of detectable regional heterogeneity in the thermal response across a latitudinal gradient from Sicily to Ostschweiz suggests that the European range expansion has not been accompanied by local thermal adaptation in oviposition dynamics within the available surveillance timeframe. This is consistent with the hypothesis of a recent genetically narrow founding population but could also reflect phenotypic plasticity. Cite invasion genetics literature.</w:t>
+        <w:t>, the absence of detectable regional heterogeneity in the thermal response across a latitudinal gradient from Sicily to Ostschweiz suggests that the European range expansion has not been accompanied by local thermal adaptation in oviposition dynamics within the available surveillance timeframe. This is consistent with the hypothesis of a recent genetically narrow founding population but could also reflect phenotypic plasticity. Cite invasion genetics literature.</w:t>
       </w:r>
     </w:p>
     <w:p>
@@ -11193,47 +11235,23 @@
         <w:rPr>
           <w:rStyle w:val="Strong"/>
         </w:rPr>
-        <w:t>1</w:t>
-      </w:r>
+        <w:t>10. Operational potential</w:t>
+      </w:r>
+      <w:r>
+        <w:rPr/>
+        <w:t xml:space="preserve"> The 0–2 week lag window where the temperature signal is strongest aligns with sub-seasonal climate forecast horizons (2–6 weeks). Integration with ECMWF sub-seasonal forecasts or Copernicus Climate Change Service products is feasible. Specify that sub-seasonal rather than seasonal forecasts are the relevant product.</w:t>
+      </w:r>
+    </w:p>
+    <w:p>
+      <w:pPr>
+        <w:pStyle w:val="BodyText"/>
+        <w:rPr/>
+      </w:pPr>
       <w:r>
         <w:rPr>
           <w:rStyle w:val="Strong"/>
         </w:rPr>
-        <w:t>0</w:t>
-      </w:r>
-      <w:r>
-        <w:rPr>
-          <w:rStyle w:val="Strong"/>
-        </w:rPr>
-        <w:t>. Operational potential</w:t>
-      </w:r>
-      <w:r>
-        <w:rPr/>
-        <w:t xml:space="preserve"> The 0–2 week lag window where the temperature signal is strongest aligns with sub-seasonal climate forecast horizons (2–6 weeks). Integration with ECMWF sub-seasonal forecasts or Copernicus Climate Change Service products is feasible. Specify that sub-seasonal rather than seasonal forecasts are the relevant product.</w:t>
-      </w:r>
-    </w:p>
-    <w:p>
-      <w:pPr>
-        <w:pStyle w:val="BodyText"/>
-        <w:rPr/>
-      </w:pPr>
-      <w:r>
-        <w:rPr>
-          <w:rStyle w:val="Strong"/>
-        </w:rPr>
-        <w:t>1</w:t>
-      </w:r>
-      <w:r>
-        <w:rPr>
-          <w:rStyle w:val="Strong"/>
-        </w:rPr>
-        <w:t>1</w:t>
-      </w:r>
-      <w:r>
-        <w:rPr>
-          <w:rStyle w:val="Strong"/>
-        </w:rPr>
-        <w:t>. Limitations</w:t>
+        <w:t>11. Limitations</w:t>
       </w:r>
       <w:r>
         <w:rPr/>
@@ -11251,7 +11269,10 @@
         </w:rPr>
       </w:pPr>
       <w:r>
-        <w:rPr/>
+        <w:rPr>
+          <w:i/>
+          <w:iCs/>
+        </w:rPr>
       </w:r>
     </w:p>
     <w:p>
@@ -11357,14 +11378,14 @@
         <w:pStyle w:val="Heading2"/>
         <w:rPr/>
       </w:pPr>
-      <w:commentRangeStart w:id="6"/>
+      <w:commentRangeStart w:id="13"/>
       <w:r>
         <w:rPr/>
         <w:t>Funding</w:t>
       </w:r>
-      <w:commentRangeEnd w:id="6"/>
-      <w:r>
-        <w:commentReference w:id="6"/>
+      <w:commentRangeEnd w:id="13"/>
+      <w:r>
+        <w:commentReference w:id="13"/>
       </w:r>
       <w:r>
         <w:rPr/>
@@ -12271,9 +12292,9 @@
   <w:comment w:id="0" w:author="Daniele Da Re" w:date="2026-04-15T10:46:40Z" w:initials="DDR">
     <w:p>
       <w:pPr>
-        <w:overflowPunct w:val="true"/>
+        <w:overflowPunct w:val="false"/>
         <w:bidi w:val="0"/>
-        <w:spacing w:before="0" w:after="353"/>
+        <w:spacing w:before="0" w:after="623"/>
         <w:jc w:val="both"/>
         <w:rPr/>
       </w:pPr>
@@ -12290,10 +12311,70 @@
       </w:r>
     </w:p>
   </w:comment>
-  <w:comment w:id="1" w:author="Daniele Da Re" w:date="2026-04-14T17:48:04Z" w:initials="DDR">
+  <w:comment w:id="1" w:author="Daniele Da Re" w:date="2026-05-08T09:33:12Z" w:initials="DDR">
     <w:p>
       <w:pPr>
         <w:overflowPunct w:val="false"/>
+        <w:rPr/>
+      </w:pPr>
+      <w:r>
+        <w:rPr>
+          <w:rFonts w:ascii="Liberation Serif" w:hAnsi="Liberation Serif" w:eastAsia="DejaVu Sans" w:cs="Noto Sans Arabic"/>
+          <w:lang w:val="en-US" w:eastAsia="en-US" w:bidi="en-US"/>
+        </w:rPr>
+        <w:t>Descrittive sulla variabile di risposta, più riempire caselle vuote nei test set</w:t>
+      </w:r>
+    </w:p>
+  </w:comment>
+  <w:comment w:id="3" w:author="Daniele Da Re" w:date="2026-05-08T09:38:43Z" w:initials="DDR">
+    <w:p>
+      <w:pPr>
+        <w:overflowPunct w:val="false"/>
+        <w:rPr/>
+      </w:pPr>
+      <w:r>
+        <w:rPr>
+          <w:rFonts w:ascii="Liberation Serif" w:hAnsi="Liberation Serif" w:eastAsia="DejaVu Sans" w:cs="Noto Sans Arabic"/>
+          <w:lang w:val="en-US" w:eastAsia="en-US" w:bidi="en-US"/>
+        </w:rPr>
+        <w:t xml:space="preserve">Adatattare terminologia </w:t>
+      </w:r>
+    </w:p>
+  </w:comment>
+  <w:comment w:id="2" w:author="Daniele Da Re" w:date="2026-05-08T09:39:13Z" w:initials="DDR">
+    <w:p>
+      <w:pPr>
+        <w:overflowPunct w:val="false"/>
+        <w:rPr/>
+      </w:pPr>
+      <w:r>
+        <w:rPr>
+          <w:rFonts w:ascii="Liberation Serif" w:hAnsi="Liberation Serif" w:eastAsia="DejaVu Sans" w:cs="Noto Sans Arabic"/>
+          <w:lang w:val="en-US" w:eastAsia="en-US" w:bidi="en-US"/>
+        </w:rPr>
+        <w:t>Fare una tabella</w:t>
+      </w:r>
+    </w:p>
+  </w:comment>
+  <w:comment w:id="4" w:author="Daniele Da Re" w:date="2026-05-08T09:44:35Z" w:initials="DDR">
+    <w:p>
+      <w:pPr>
+        <w:overflowPunct w:val="false"/>
+        <w:rPr/>
+      </w:pPr>
+      <w:r>
+        <w:rPr>
+          <w:rFonts w:ascii="Liberation Serif" w:hAnsi="Liberation Serif" w:eastAsia="DejaVu Sans" w:cs="Noto Sans Arabic"/>
+          <w:lang w:val="en-US" w:eastAsia="en-US" w:bidi="en-US"/>
+        </w:rPr>
+        <w:t xml:space="preserve">Questo da discutere un pochino; imporre intercetta a 0 come biologicamente valida? </w:t>
+      </w:r>
+    </w:p>
+  </w:comment>
+  <w:comment w:id="5" w:author="Daniele Da Re" w:date="2026-04-14T17:48:04Z" w:initials="DDR">
+    <w:p>
+      <w:pPr>
+        <w:overflowPunct w:val="true"/>
         <w:rPr/>
       </w:pPr>
       <w:r>
@@ -12305,10 +12386,25 @@
       </w:r>
     </w:p>
   </w:comment>
-  <w:comment w:id="2" w:author="Daniele Da Re" w:date="2026-04-16T09:06:17Z" w:initials="DDR">
+  <w:comment w:id="6" w:author="Daniele Da Re" w:date="2026-05-08T09:59:02Z" w:initials="DDR">
     <w:p>
       <w:pPr>
         <w:overflowPunct w:val="false"/>
+        <w:rPr/>
+      </w:pPr>
+      <w:r>
+        <w:rPr>
+          <w:rFonts w:ascii="Liberation Serif" w:hAnsi="Liberation Serif" w:eastAsia="DejaVu Sans" w:cs="Noto Sans Arabic"/>
+          <w:lang w:val="en-US" w:eastAsia="en-US" w:bidi="en-US"/>
+        </w:rPr>
+        <w:t>Spiegarla meglio perchè non si capisce; il valore delle threshold ambientali è un risultato non un metodo; spiegare che faccio cosi perchè all’inizo della stagione è NA non ho osservati</w:t>
+      </w:r>
+    </w:p>
+  </w:comment>
+  <w:comment w:id="7" w:author="Daniele Da Re" w:date="2026-04-16T09:06:17Z" w:initials="DDR">
+    <w:p>
+      <w:pPr>
+        <w:overflowPunct w:val="true"/>
         <w:rPr/>
       </w:pPr>
       <w:r>
@@ -12320,10 +12416,25 @@
       </w:r>
     </w:p>
   </w:comment>
-  <w:comment w:id="3" w:author="Daniele Da Re" w:date="2026-04-15T15:31:28Z" w:initials="DDR">
-    <w:p>
-      <w:pPr>
-        <w:overflowPunct w:val="true"/>
+  <w:comment w:id="8" w:author="Daniele Da Re" w:date="2026-05-08T10:04:08Z" w:initials="DDR">
+    <w:p>
+      <w:pPr>
+        <w:overflowPunct w:val="false"/>
+        <w:rPr/>
+      </w:pPr>
+      <w:r>
+        <w:rPr>
+          <w:rFonts w:ascii="Liberation Serif" w:hAnsi="Liberation Serif" w:eastAsia="DejaVu Sans" w:cs="Noto Sans Arabic"/>
+          <w:lang w:val="en-US" w:eastAsia="en-US" w:bidi="en-US"/>
+        </w:rPr>
+        <w:t>Accorciare o nei supplmentari</w:t>
+      </w:r>
+    </w:p>
+  </w:comment>
+  <w:comment w:id="9" w:author="Daniele Da Re" w:date="2026-04-15T15:31:28Z" w:initials="DDR">
+    <w:p>
+      <w:pPr>
+        <w:overflowPunct w:val="false"/>
         <w:rPr/>
       </w:pPr>
       <w:r>
@@ -12335,10 +12446,25 @@
       </w:r>
     </w:p>
   </w:comment>
-  <w:comment w:id="4" w:author="Daniele Da Re" w:date="2026-04-16T09:13:32Z" w:initials="DDR">
+  <w:comment w:id="10" w:author="Daniele Da Re" w:date="2026-05-08T10:09:49Z" w:initials="DDR">
     <w:p>
       <w:pPr>
         <w:overflowPunct w:val="false"/>
+        <w:rPr/>
+      </w:pPr>
+      <w:r>
+        <w:rPr>
+          <w:rFonts w:ascii="Liberation Serif" w:hAnsi="Liberation Serif" w:eastAsia="DejaVu Sans" w:cs="Noto Sans Arabic"/>
+          <w:lang w:val="en-US" w:eastAsia="en-US" w:bidi="en-US"/>
+        </w:rPr>
+        <w:t>Vedi sopra discorso stima intercette</w:t>
+      </w:r>
+    </w:p>
+  </w:comment>
+  <w:comment w:id="11" w:author="Daniele Da Re" w:date="2026-04-16T09:13:32Z" w:initials="DDR">
+    <w:p>
+      <w:pPr>
+        <w:overflowPunct w:val="true"/>
         <w:rPr/>
       </w:pPr>
       <w:r>
@@ -12350,10 +12476,10 @@
       </w:r>
     </w:p>
   </w:comment>
-  <w:comment w:id="5" w:author="Daniele Da Re" w:date="2026-04-16T09:14:06Z" w:initials="DDR">
-    <w:p>
-      <w:pPr>
-        <w:overflowPunct w:val="false"/>
+  <w:comment w:id="12" w:author="Daniele Da Re" w:date="2026-04-16T09:14:06Z" w:initials="DDR">
+    <w:p>
+      <w:pPr>
+        <w:overflowPunct w:val="true"/>
         <w:rPr/>
       </w:pPr>
       <w:r>
@@ -12365,10 +12491,10 @@
       </w:r>
     </w:p>
   </w:comment>
-  <w:comment w:id="6" w:author="Daniele Da Re" w:date="2026-04-14T17:35:39Z" w:initials="DDR">
-    <w:p>
-      <w:pPr>
-        <w:overflowPunct w:val="false"/>
+  <w:comment w:id="13" w:author="Daniele Da Re" w:date="2026-04-14T17:35:39Z" w:initials="DDR">
+    <w:p>
+      <w:pPr>
+        <w:overflowPunct w:val="true"/>
         <w:rPr/>
       </w:pPr>
       <w:r>
@@ -12440,7 +12566,7 @@
     </w:r>
     <w:r>
       <w:rPr/>
-      <w:t>1</w:t>
+      <w:t>13</w:t>
     </w:r>
     <w:r>
       <w:rPr/>
